--- a/ind/docx/48.content.docx
+++ b/ind/docx/48.content.docx
@@ -605,19 +605,7 @@
         <w:rPr>
           <w:lang w:val="id_ID" w:bidi="id_ID"/>
         </w:rPr>
-        <w:t xml:space="preserve">; lihat </w:t>
-      </w:r>
-      <w:r>
-        <w:rPr>
-          <w:lang w:val="id_ID" w:bidi="id_ID"/>
-        </w:rPr>
-        <w:t>Pengantar Kitab Galatia</w:t>
-      </w:r>
-      <w:r>
-        <w:rPr>
-          <w:lang w:val="id_ID" w:bidi="id_ID"/>
-        </w:rPr>
-        <w:t>, “Penerima”).</w:t>
+        <w:t>; lihat Pengantar Kitab Galatia, “Penerima”).</w:t>
       </w:r>
       <w:r>
         <w:rPr>
@@ -3604,19 +3592,7 @@
         <w:rPr>
           <w:lang w:val="id_ID" w:bidi="id_ID"/>
         </w:rPr>
-        <w:t xml:space="preserve">; lihat </w:t>
-      </w:r>
-      <w:r>
-        <w:rPr>
-          <w:lang w:val="id_ID" w:bidi="id_ID"/>
-        </w:rPr>
-        <w:t>Pengantar Kitab Galatia</w:t>
-      </w:r>
-      <w:r>
-        <w:rPr>
-          <w:lang w:val="id_ID" w:bidi="id_ID"/>
-        </w:rPr>
-        <w:t>, "Penerima").</w:t>
+        <w:t>; lihat Pengantar Kitab Galatia, "Penerima").</w:t>
       </w:r>
     </w:p>
     <w:p>
@@ -3730,19 +3706,7 @@
         <w:rPr>
           <w:lang w:val="id_ID" w:bidi="id_ID"/>
         </w:rPr>
-        <w:t xml:space="preserve">; lihat </w:t>
-      </w:r>
-      <w:r>
-        <w:rPr>
-          <w:lang w:val="id_ID" w:bidi="id_ID"/>
-        </w:rPr>
-        <w:t>Pengantar Kitab Galatia</w:t>
-      </w:r>
-      <w:r>
-        <w:rPr>
-          <w:lang w:val="id_ID" w:bidi="id_ID"/>
-        </w:rPr>
-        <w:t>, "Tanggal Penulisan").</w:t>
+        <w:t>; lihat Pengantar Kitab Galatia, "Tanggal Penulisan").</w:t>
       </w:r>
       <w:r>
         <w:rPr>
